--- a/content-pipeline/06-word-documents/01-vietnamese-word/012_khach-san-boutique-gan-ben-thanh.docx
+++ b/content-pipeline/06-word-documents/01-vietnamese-word/012_khach-san-boutique-gan-ben-thanh.docx
@@ -157,7 +157,7 @@
           <w:color w:val="1B365D"/>
           <w:sz w:val="32"/>
         </w:rPr>
-        <w:t>1. Dẫn Nhập: Trải Nghiệm Lưu Trú Mang Chiều Sâu Văn Hóa</w:t>
+        <w:t>Dẫn Nhập: Trải Nghiệm Lưu Trú Mang Chiều Sâu Văn Hóa</w:t>
       </w:r>
     </w:p>
     <w:p>
@@ -210,7 +210,7 @@
           <w:color w:val="1B365D"/>
           <w:sz w:val="32"/>
         </w:rPr>
-        <w:t>2. Tiêu Chuẩn Lựa Chọn Khách Sạn Boutique Chuẩn "GUU"</w:t>
+        <w:t>Tiêu Chuẩn Lựa Chọn Khách Sạn Boutique Chuẩn "GUU"</w:t>
       </w:r>
     </w:p>
     <w:p>
@@ -342,7 +342,7 @@
           <w:color w:val="1B365D"/>
           <w:sz w:val="32"/>
         </w:rPr>
-        <w:t>3. Top 5 Khách Sạn Boutique &amp; Di Sản Xuất Sắc Nhất Quanh Bến Thành</w:t>
+        <w:t>Top 5 Khách Sạn Boutique &amp; Di Sản Xuất Sắc Nhất Quanh Bến Thành</w:t>
       </w:r>
     </w:p>
     <w:p>
@@ -370,7 +370,7 @@
           <w:color w:val="D97706"/>
           <w:sz w:val="26"/>
         </w:rPr>
-        <w:t>1. The Myst Dong Khoi – Bản Tình Ca Đóng Tàu Ba Son &amp; Hồn Phố Cổ</w:t>
+        <w:t>The Myst Dong Khoi – Bản Tình Ca Đóng Tàu Ba Son &amp; Hồn Phố Cổ</w:t>
       </w:r>
     </w:p>
     <w:p>
@@ -490,7 +490,7 @@
           <w:color w:val="D97706"/>
           <w:sz w:val="26"/>
         </w:rPr>
-        <w:t>2. Silverland Yen Hotel – Ốc Đảo Tĩnh Lặng Sau Lưng Chợ Bến Thành</w:t>
+        <w:t>Silverland Yen Hotel – Ốc Đảo Tĩnh Lặng Sau Lưng Chợ Bến Thành</w:t>
       </w:r>
     </w:p>
     <w:p>
@@ -610,7 +610,7 @@
           <w:color w:val="D97706"/>
           <w:sz w:val="26"/>
         </w:rPr>
-        <w:t>3. Hotel Continental Saigon – Khách Sạn Cổ Kính Nhất Việt Nam (Khánh Thành 1880)</w:t>
+        <w:t>Hotel Continental Saigon – Khách Sạn Cổ Kính Nhất Việt Nam (Khánh Thành 1880)</w:t>
       </w:r>
     </w:p>
     <w:p>
@@ -730,7 +730,7 @@
           <w:color w:val="D97706"/>
           <w:sz w:val="26"/>
         </w:rPr>
-        <w:t>4. La Siesta Premium Sai Gon – Đẳng Cấp Indochine Quyến Rũ</w:t>
+        <w:t>La Siesta Premium Sai Gon – Đẳng Cấp Indochine Quyến Rũ</w:t>
       </w:r>
     </w:p>
     <w:p>
@@ -850,7 +850,7 @@
           <w:color w:val="D97706"/>
           <w:sz w:val="26"/>
         </w:rPr>
-        <w:t>5. Fusion Original Saigon Centre – Phong Cách Đương Đại Trên Tuyến Metro</w:t>
+        <w:t>Fusion Original Saigon Centre – Phong Cách Đương Đại Trên Tuyến Metro</w:t>
       </w:r>
     </w:p>
     <w:p>
@@ -982,7 +982,7 @@
           <w:color w:val="1B365D"/>
           <w:sz w:val="32"/>
         </w:rPr>
-        <w:t>4. Bảng So Sánh Chi Tiết Các Khách Sạn Boutique Quanh Bến Thành</w:t>
+        <w:t>Bảng So Sánh Chi Tiết Các Khách Sạn Boutique Quanh Bến Thành</w:t>
       </w:r>
     </w:p>
     <w:tbl>
@@ -1833,7 +1833,7 @@
           <w:color w:val="1B365D"/>
           <w:sz w:val="32"/>
         </w:rPr>
-        <w:t>5. Kinh Nghiệm Đặt Phòng &amp; Đặc Quyền Dành Cho Khách "Có GUU"</w:t>
+        <w:t>Kinh Nghiệm Đặt Phòng &amp; Đặc Quyền Dành Cho Khách "Có GUU"</w:t>
       </w:r>
     </w:p>
     <w:p>
@@ -1929,7 +1929,7 @@
           <w:color w:val="1B365D"/>
           <w:sz w:val="32"/>
         </w:rPr>
-        <w:t>6. Lời Kết: Chạm Vào Giấc Mơ Đông Dương Giữa Lòng Thành Phố</w:t>
+        <w:t>Lời Kết: Chạm Vào Giấc Mơ Đông Dương Giữa Lòng Thành Phố</w:t>
       </w:r>
     </w:p>
     <w:p>

--- a/content-pipeline/06-word-documents/01-vietnamese-word/012_khach-san-boutique-gan-ben-thanh.docx
+++ b/content-pipeline/06-word-documents/01-vietnamese-word/012_khach-san-boutique-gan-ben-thanh.docx
@@ -157,7 +157,7 @@
           <w:color w:val="1B365D"/>
           <w:sz w:val="32"/>
         </w:rPr>
-        <w:t>Dẫn Nhập: Trải Nghiệm Lưu Trú Mang Chiều Sâu Văn Hóa</w:t>
+        <w:t>Trải Nghiệm Lưu Trú Mang Chiều Sâu Văn Hóa</w:t>
       </w:r>
     </w:p>
     <w:p>
@@ -170,7 +170,7 @@
           <w:color w:val="1E293B"/>
           <w:sz w:val="21"/>
         </w:rPr>
-        <w:t>Đối với người lữ khách có "GUU", một chuyến chu du đến Sài Gòn không đơn thuần là việc tìm kiếm một chốn ngả lưng sau ngày dài di chuyển. Khách sạn chính là tấm gương phản chiếu tâm hồn của vùng đất, là nơi bắt đầu và kết thúc của mọi cảm xúc. Thay vì chọn những khối bê tông vô hồn của các tập đoàn khách sạn thương mại tiêu chuẩn hóa, những du khách sành sỏi luôn hướng về những khách sạn boutique và dinh thự di sản nép mình trên những cung đường rợp bóng me quanh Chợ Bến Thành.</w:t>
+        <w:t>Đối với du khách, một chuyến chu du đến Sài Gòn không đơn thuần là việc tìm kiếm một chốn ngả lưng sau ngày dài di chuyển. Khách sạn chính là tấm gương phản chiếu tâm hồn của vùng đất, là nơi bắt đầu và kết thúc của mọi cảm xúc. Thay vì chọn những khối bê tông vô hồn của các tập đoàn khách sạn thương mại tiêu chuẩn hóa, những du khách sành sỏi luôn hướng về những khách sạn boutique và dinh thự di sản nép mình trên những cung đường rợp bóng me quanh Chợ Bến Thành.</w:t>
       </w:r>
     </w:p>
     <w:p>
@@ -210,7 +210,7 @@
           <w:color w:val="1B365D"/>
           <w:sz w:val="32"/>
         </w:rPr>
-        <w:t>Tiêu Chuẩn Lựa Chọn Khách Sạn Boutique Chuẩn "GUU"</w:t>
+        <w:t>Tiêu Chuẩn Của Một Khách Sạn Boutique Đậm Chất Sài Gòn</w:t>
       </w:r>
     </w:p>
     <w:p>
@@ -1833,7 +1833,7 @@
           <w:color w:val="1B365D"/>
           <w:sz w:val="32"/>
         </w:rPr>
-        <w:t>Kinh Nghiệm Đặt Phòng &amp; Đặc Quyền Dành Cho Khách "Có GUU"</w:t>
+        <w:t>Kinh Nghiệm Đặt Phòng &amp; Lưu Ý Thực Tế</w:t>
       </w:r>
     </w:p>
     <w:p>

--- a/content-pipeline/06-word-documents/01-vietnamese-word/012_khach-san-boutique-gan-ben-thanh.docx
+++ b/content-pipeline/06-word-documents/01-vietnamese-word/012_khach-san-boutique-gan-ben-thanh.docx
@@ -1919,6 +1919,296 @@
     </w:p>
     <w:p>
       <w:pPr>
+        <w:spacing w:before="120" w:after="120"/>
+        <w:jc w:val="center"/>
+      </w:pPr>
+      <w:r>
+        <w:rPr>
+          <w:color w:val="CBD5E1"/>
+        </w:rPr>
+        <w:t>―――――――――――――――――――――――――――――――――――――――――――――</w:t>
+      </w:r>
+    </w:p>
+    <w:p>
+      <w:pPr>
+        <w:keepNext/>
+        <w:spacing w:before="320" w:after="120" w:line="276" w:lineRule="auto"/>
+      </w:pPr>
+      <w:r>
+        <w:rPr>
+          <w:rFonts w:ascii="Calibri" w:hAnsi="Calibri"/>
+          <w:b/>
+          <w:color w:val="1B365D"/>
+          <w:sz w:val="32"/>
+        </w:rPr>
+        <w:t>🗺️ Liên Kết Hành Trình &amp; Điểm Đến Lân Cận</w:t>
+      </w:r>
+    </w:p>
+    <w:p>
+      <w:pPr>
+        <w:spacing w:before="40" w:after="120" w:line="276" w:lineRule="auto"/>
+      </w:pPr>
+      <w:r>
+        <w:rPr>
+          <w:rFonts w:ascii="Calibri" w:hAnsi="Calibri"/>
+          <w:color w:val="1E293B"/>
+          <w:sz w:val="21"/>
+        </w:rPr>
+        <w:t>Để tối ưu hành trình khám phá khu vực trung tâm Bến Thành, mời bạn tham khảo thêm các cẩm nang chuyên sâu liên quan:</w:t>
+      </w:r>
+      <w:r>
+        <w:rPr>
+          <w:rFonts w:ascii="Calibri" w:hAnsi="Calibri"/>
+          <w:color w:val="1E293B"/>
+          <w:sz w:val="21"/>
+        </w:rPr>
+      </w:r>
+      <w:r>
+        <w:rPr>
+          <w:rFonts w:ascii="Calibri" w:hAnsi="Calibri"/>
+          <w:color w:val="1E293B"/>
+          <w:sz w:val="21"/>
+        </w:rPr>
+        <w:br/>
+        <w:t xml:space="preserve">- </w:t>
+      </w:r>
+      <w:r>
+        <w:rPr>
+          <w:rFonts w:ascii="Calibri" w:hAnsi="Calibri"/>
+          <w:b/>
+          <w:color w:val="1E293B"/>
+          <w:sz w:val="21"/>
+        </w:rPr>
+        <w:t>Chợ Bến Thành có gì chơi:</w:t>
+      </w:r>
+      <w:r>
+        <w:rPr>
+          <w:rFonts w:ascii="Calibri" w:hAnsi="Calibri"/>
+          <w:color w:val="1E293B"/>
+          <w:sz w:val="21"/>
+        </w:rPr>
+        <w:t xml:space="preserve"> bước chân ra cửa sảnh khách sạn là đến ngay </w:t>
+      </w:r>
+      <w:r>
+        <w:rPr>
+          <w:rFonts w:ascii="Calibri" w:hAnsi="Calibri"/>
+          <w:color w:val="1E293B"/>
+          <w:sz w:val="21"/>
+          <w:u w:val="single"/>
+        </w:rPr>
+        <w:t>chợ Bến Thành có gì chơi</w:t>
+      </w:r>
+      <w:r>
+        <w:rPr>
+          <w:rFonts w:ascii="Calibri" w:hAnsi="Calibri"/>
+          <w:color w:val="1E293B"/>
+          <w:sz w:val="21"/>
+        </w:rPr>
+        <w:t>.</w:t>
+      </w:r>
+      <w:r>
+        <w:rPr>
+          <w:rFonts w:ascii="Calibri" w:hAnsi="Calibri"/>
+          <w:color w:val="1E293B"/>
+          <w:sz w:val="21"/>
+        </w:rPr>
+      </w:r>
+      <w:r>
+        <w:rPr>
+          <w:rFonts w:ascii="Calibri" w:hAnsi="Calibri"/>
+          <w:color w:val="1E293B"/>
+          <w:sz w:val="21"/>
+        </w:rPr>
+        <w:br/>
+        <w:t xml:space="preserve">- </w:t>
+      </w:r>
+      <w:r>
+        <w:rPr>
+          <w:rFonts w:ascii="Calibri" w:hAnsi="Calibri"/>
+          <w:b/>
+          <w:color w:val="1E293B"/>
+          <w:sz w:val="21"/>
+        </w:rPr>
+        <w:t>Đi từ sân bay về Bến Thành:</w:t>
+      </w:r>
+      <w:r>
+        <w:rPr>
+          <w:rFonts w:ascii="Calibri" w:hAnsi="Calibri"/>
+          <w:color w:val="1E293B"/>
+          <w:sz w:val="21"/>
+        </w:rPr>
+        <w:t xml:space="preserve"> lên lộ trình đón xe từ sân bay về khách sạn với bài </w:t>
+      </w:r>
+      <w:r>
+        <w:rPr>
+          <w:rFonts w:ascii="Calibri" w:hAnsi="Calibri"/>
+          <w:color w:val="1E293B"/>
+          <w:sz w:val="21"/>
+          <w:u w:val="single"/>
+        </w:rPr>
+        <w:t>đi từ sân bay Tân Sơn Nhất về Bến Thành</w:t>
+      </w:r>
+      <w:r>
+        <w:rPr>
+          <w:rFonts w:ascii="Calibri" w:hAnsi="Calibri"/>
+          <w:color w:val="1E293B"/>
+          <w:sz w:val="21"/>
+        </w:rPr>
+        <w:t>.</w:t>
+      </w:r>
+      <w:r>
+        <w:rPr>
+          <w:rFonts w:ascii="Calibri" w:hAnsi="Calibri"/>
+          <w:color w:val="1E293B"/>
+          <w:sz w:val="21"/>
+        </w:rPr>
+      </w:r>
+      <w:r>
+        <w:rPr>
+          <w:rFonts w:ascii="Calibri" w:hAnsi="Calibri"/>
+          <w:color w:val="1E293B"/>
+          <w:sz w:val="21"/>
+        </w:rPr>
+        <w:br/>
+        <w:t xml:space="preserve">- </w:t>
+      </w:r>
+      <w:r>
+        <w:rPr>
+          <w:rFonts w:ascii="Calibri" w:hAnsi="Calibri"/>
+          <w:b/>
+          <w:color w:val="1E293B"/>
+          <w:sz w:val="21"/>
+        </w:rPr>
+        <w:t>Lịch trình đi bộ Bến Thành 1 ngày:</w:t>
+      </w:r>
+      <w:r>
+        <w:rPr>
+          <w:rFonts w:ascii="Calibri" w:hAnsi="Calibri"/>
+          <w:color w:val="1E293B"/>
+          <w:sz w:val="21"/>
+        </w:rPr>
+        <w:t xml:space="preserve"> bắt đầu chuyến tản bộ khám phá Sài Gòn với </w:t>
+      </w:r>
+      <w:r>
+        <w:rPr>
+          <w:rFonts w:ascii="Calibri" w:hAnsi="Calibri"/>
+          <w:color w:val="1E293B"/>
+          <w:sz w:val="21"/>
+          <w:u w:val="single"/>
+        </w:rPr>
+        <w:t>lịch trình đi bộ Bến Thành 1 ngày</w:t>
+      </w:r>
+      <w:r>
+        <w:rPr>
+          <w:rFonts w:ascii="Calibri" w:hAnsi="Calibri"/>
+          <w:color w:val="1E293B"/>
+          <w:sz w:val="21"/>
+        </w:rPr>
+        <w:t>.</w:t>
+      </w:r>
+      <w:r>
+        <w:rPr>
+          <w:rFonts w:ascii="Calibri" w:hAnsi="Calibri"/>
+          <w:color w:val="1E293B"/>
+          <w:sz w:val="21"/>
+        </w:rPr>
+      </w:r>
+      <w:r>
+        <w:rPr>
+          <w:rFonts w:ascii="Calibri" w:hAnsi="Calibri"/>
+          <w:color w:val="1E293B"/>
+          <w:sz w:val="21"/>
+        </w:rPr>
+        <w:br/>
+        <w:t xml:space="preserve">- </w:t>
+      </w:r>
+      <w:r>
+        <w:rPr>
+          <w:rFonts w:ascii="Calibri" w:hAnsi="Calibri"/>
+          <w:b/>
+          <w:color w:val="1E293B"/>
+          <w:sz w:val="21"/>
+        </w:rPr>
+        <w:t>Rooftop bar view chợ Bến Thành:</w:t>
+      </w:r>
+      <w:r>
+        <w:rPr>
+          <w:rFonts w:ascii="Calibri" w:hAnsi="Calibri"/>
+          <w:color w:val="1E293B"/>
+          <w:sz w:val="21"/>
+        </w:rPr>
+        <w:t xml:space="preserve"> thư giãn ngắm phố thị lung linh tại các quán </w:t>
+      </w:r>
+      <w:r>
+        <w:rPr>
+          <w:rFonts w:ascii="Calibri" w:hAnsi="Calibri"/>
+          <w:color w:val="1E293B"/>
+          <w:sz w:val="21"/>
+          <w:u w:val="single"/>
+        </w:rPr>
+        <w:t>rooftop bar view chợ Bến Thành</w:t>
+      </w:r>
+      <w:r>
+        <w:rPr>
+          <w:rFonts w:ascii="Calibri" w:hAnsi="Calibri"/>
+          <w:color w:val="1E293B"/>
+          <w:sz w:val="21"/>
+        </w:rPr>
+        <w:t>.</w:t>
+      </w:r>
+      <w:r>
+        <w:rPr>
+          <w:rFonts w:ascii="Calibri" w:hAnsi="Calibri"/>
+          <w:color w:val="1E293B"/>
+          <w:sz w:val="21"/>
+        </w:rPr>
+      </w:r>
+      <w:r>
+        <w:rPr>
+          <w:rFonts w:ascii="Calibri" w:hAnsi="Calibri"/>
+          <w:color w:val="1E293B"/>
+          <w:sz w:val="21"/>
+        </w:rPr>
+        <w:br/>
+        <w:t xml:space="preserve">- </w:t>
+      </w:r>
+      <w:r>
+        <w:rPr>
+          <w:rFonts w:ascii="Calibri" w:hAnsi="Calibri"/>
+          <w:b/>
+          <w:color w:val="1E293B"/>
+          <w:sz w:val="21"/>
+        </w:rPr>
+        <w:t>Dịch vụ tour riêng tailor-made:</w:t>
+      </w:r>
+      <w:r>
+        <w:rPr>
+          <w:rFonts w:ascii="Calibri" w:hAnsi="Calibri"/>
+          <w:color w:val="1E293B"/>
+          <w:sz w:val="21"/>
+        </w:rPr>
+        <w:t xml:space="preserve"> đặt xe đưa đón VIP và lịch trình thiết kế riêng tại </w:t>
+      </w:r>
+      <w:r>
+        <w:rPr>
+          <w:rFonts w:ascii="Calibri" w:hAnsi="Calibri"/>
+          <w:color w:val="1E293B"/>
+          <w:sz w:val="21"/>
+          <w:u w:val="single"/>
+        </w:rPr>
+        <w:t>dịch vụ tour riêng tailor-made</w:t>
+      </w:r>
+      <w:r>
+        <w:rPr>
+          <w:rFonts w:ascii="Calibri" w:hAnsi="Calibri"/>
+          <w:color w:val="1E293B"/>
+          <w:sz w:val="21"/>
+        </w:rPr>
+        <w:t>.</w:t>
+      </w:r>
+    </w:p>
+    <w:p>
+      <w:pPr>
         <w:keepNext/>
         <w:spacing w:before="320" w:after="120" w:line="276" w:lineRule="auto"/>
       </w:pPr>
